--- a/templates/office/Freelancer_소프트웨어_프리랜서_용역계약서.docx
+++ b/templates/office/Freelancer_소프트웨어_프리랜서_용역계약서.docx
@@ -3,195 +3,101 @@
 <w:document xmlns:wpc="http://schemas.microsoft.com/office/word/2010/wordprocessingCanvas" xmlns:mo="http://schemas.microsoft.com/office/mac/office/2008/main" xmlns:mc="http://schemas.openxmlformats.org/markup-compatibility/2006" xmlns:mv="urn:schemas-microsoft-com:mac:vml" xmlns:o="urn:schemas-microsoft-com:office:office" xmlns:r="http://schemas.openxmlformats.org/officeDocument/2006/relationships" xmlns:m="http://schemas.openxmlformats.org/officeDocument/2006/math" xmlns:v="urn:schemas-microsoft-com:vml" xmlns:wp14="http://schemas.microsoft.com/office/word/2010/wordprocessingDrawing" xmlns:wp="http://schemas.openxmlformats.org/drawingml/2006/wordprocessingDrawing" xmlns:w10="urn:schemas-microsoft-com:office:word" xmlns:w="http://schemas.openxmlformats.org/wordprocessingml/2006/main" xmlns:w14="http://schemas.microsoft.com/office/word/2010/wordml" xmlns:wpg="http://schemas.microsoft.com/office/word/2010/wordprocessingGroup" xmlns:wpi="http://schemas.microsoft.com/office/word/2010/wordprocessingInk" xmlns:wne="http://schemas.microsoft.com/office/word/2006/wordml" xmlns:wps="http://schemas.microsoft.com/office/word/2010/wordprocessingShape" mc:Ignorable="w14 wp14">
   <w:body>
     <w:p>
-      <w:pPr>
-        <w:jc w:val="center"/>
-      </w:pPr>
       <w:r>
         <w:rPr>
-          <w:rFonts w:ascii="Malgun Gothic" w:hAnsi="Malgun Gothic"/>
+          <w:rFonts w:ascii="맑은 고딕" w:hAnsi="맑은 고딕" w:eastAsia="맑은 고딕"/>
           <w:b/>
-          <w:color w:val="1E293B"/>
+          <w:color w:val="2563EB"/>
+          <w:sz w:val="17"/>
+        </w:rPr>
+        <w:t>[엠파시 엔터프라이즈 표준 사업관리 서식] 문서번호: EMP-DOC-S2 | 사업명: 한빛글로벌 SyncGuard AI 시스템 구축</w:t>
+      </w:r>
+    </w:p>
+    <w:p>
+      <w:r>
+        <w:rPr>
+          <w:rFonts w:ascii="맑은 고딕" w:hAnsi="맑은 고딕" w:eastAsia="맑은 고딕"/>
+          <w:b/>
+          <w:color w:val="0F172A"/>
           <w:sz w:val="36"/>
         </w:rPr>
         <w:t>소프트웨어 프리랜서 업무위탁 용역계약서</w:t>
       </w:r>
     </w:p>
     <w:p>
-      <w:pPr>
-        <w:jc w:val="center"/>
-      </w:pPr>
       <w:r>
         <w:rPr>
-          <w:rFonts w:ascii="Malgun Gothic" w:hAnsi="Malgun Gothic"/>
-          <w:color w:val="64748B"/>
+          <w:rFonts w:ascii="맑은 고딕" w:hAnsi="맑은 고딕" w:eastAsia="맑은 고딕"/>
+          <w:b w:val="0"/>
+          <w:color w:val="475569"/>
           <w:sz w:val="21"/>
         </w:rPr>
-        <w:t>위장도급 및 근로자성 오인 방지 조항을 포함한 개인 전문용역 계약서</w:t>
-      </w:r>
-    </w:p>
-    <w:p/>
-    <w:p>
-      <w:pPr>
-        <w:spacing w:before="160" w:after="80"/>
-      </w:pPr>
-      <w:r>
-        <w:rPr>
-          <w:rFonts w:ascii="Malgun Gothic" w:hAnsi="Malgun Gothic"/>
-          <w:b/>
-          <w:color w:val="2563EB"/>
-          <w:sz w:val="26"/>
-        </w:rPr>
-        <w:t>제1조 (목적 및 위탁 업무)</w:t>
-      </w:r>
-    </w:p>
-    <w:p>
-      <w:pPr>
-        <w:spacing w:line="312" w:lineRule="auto" w:after="60"/>
-      </w:pPr>
-      <w:r>
-        <w:rPr>
-          <w:rFonts w:ascii="Malgun Gothic" w:hAnsi="Malgun Gothic"/>
-          <w:color w:val="334155"/>
-          <w:sz w:val="20"/>
-        </w:rPr>
-        <w:t>주식회사 엠파시(이하 '회사'라 한다)와 독립 전문 프리랜서 [성명](이하 '수탁자'라 한다)은 [프로젝트명] 중 다음 명시된 전문 기술 과업의 완성 및 지식 제공을 위탁하기 위해 본 계약을 체결한다.</w:t>
-      </w:r>
-    </w:p>
-    <w:p>
-      <w:pPr>
-        <w:spacing w:line="312" w:lineRule="auto" w:after="60"/>
-      </w:pPr>
-      <w:r>
-        <w:rPr>
-          <w:rFonts w:ascii="Malgun Gothic" w:hAnsi="Malgun Gothic"/>
-          <w:color w:val="334155"/>
-          <w:sz w:val="20"/>
-        </w:rPr>
-        <w:t>- 위탁 과업: [예: 백엔드 REST API 개발 및 DB 쿼리 튜닝]</w:t>
-      </w:r>
-    </w:p>
-    <w:p>
-      <w:pPr>
-        <w:spacing w:before="160" w:after="80"/>
-      </w:pPr>
-      <w:r>
-        <w:rPr>
-          <w:rFonts w:ascii="Malgun Gothic" w:hAnsi="Malgun Gothic"/>
-          <w:b/>
-          <w:color w:val="2563EB"/>
-          <w:sz w:val="26"/>
-        </w:rPr>
-        <w:t>제2조 (독립 사업자 지위의 확인 - 근로자성 배제 명문화)</w:t>
-      </w:r>
-    </w:p>
-    <w:p>
-      <w:pPr>
-        <w:spacing w:line="312" w:lineRule="auto" w:after="60"/>
-      </w:pPr>
-      <w:r>
-        <w:rPr>
-          <w:rFonts w:ascii="Malgun Gothic" w:hAnsi="Malgun Gothic"/>
-          <w:color w:val="334155"/>
-          <w:sz w:val="20"/>
-        </w:rPr>
-        <w:t>1. '수탁자'는 독자적인 전문성과 판단에 따라 업무를 수행하는 독립된 개인 사업소득자로서 근로기준법상 '근로자'가 아님을 상호 확인한다.</w:t>
-      </w:r>
-    </w:p>
-    <w:p>
-      <w:pPr>
-        <w:spacing w:line="312" w:lineRule="auto" w:after="60"/>
-      </w:pPr>
-      <w:r>
-        <w:rPr>
-          <w:rFonts w:ascii="Malgun Gothic" w:hAnsi="Malgun Gothic"/>
-          <w:color w:val="334155"/>
-          <w:sz w:val="20"/>
-        </w:rPr>
-        <w:t>2. '수탁자'는 과업 완료를 목적으로 하며, 출퇴근 시간 및 작업 장소는 과업 일정에 차질이 없는 한 원칙적으로 '수탁자'의 자율적 재량에 따른다.</w:t>
-      </w:r>
-    </w:p>
-    <w:p>
-      <w:pPr>
-        <w:spacing w:line="312" w:lineRule="auto" w:after="60"/>
-      </w:pPr>
-      <w:r>
-        <w:rPr>
-          <w:rFonts w:ascii="Malgun Gothic" w:hAnsi="Malgun Gothic"/>
-          <w:color w:val="334155"/>
-          <w:sz w:val="20"/>
-        </w:rPr>
-        <w:t>3. '회사'는 '수탁자'의 대금 지급 시 소득세법에 따른 사업소득세(3.3%)를 원천징수하며, 4대 사회보험 가입 및 퇴직금 지급 대상이 아님을 상호 명확히 확인한다.</w:t>
-      </w:r>
-    </w:p>
-    <w:p>
-      <w:pPr>
-        <w:spacing w:before="160" w:after="80"/>
-      </w:pPr>
-      <w:r>
-        <w:rPr>
-          <w:rFonts w:ascii="Malgun Gothic" w:hAnsi="Malgun Gothic"/>
-          <w:b/>
-          <w:color w:val="2563EB"/>
-          <w:sz w:val="26"/>
-        </w:rPr>
-        <w:t>제3조 (용역 대금 및 지급 조건)</w:t>
+        <w:t>위장도급 및 근로자성 오인 방지 조항을 완비한 독립 전문 컨설턴트 과업 위탁 계약서</w:t>
       </w:r>
     </w:p>
     <w:tbl>
       <w:tblPr>
+        <w:tblStyle w:val="TableGrid"/>
         <w:tblW w:type="auto" w:w="0"/>
         <w:jc w:val="center"/>
-        <w:tblLayout w:type="autofit"/>
         <w:tblLook w:firstColumn="1" w:firstRow="1" w:lastColumn="0" w:lastRow="0" w:noHBand="0" w:noVBand="1" w:val="04A0"/>
       </w:tblPr>
       <w:tblGrid>
-        <w:gridCol w:w="4680"/>
-        <w:gridCol w:w="4680"/>
+        <w:gridCol w:w="4896"/>
+        <w:gridCol w:w="4896"/>
       </w:tblGrid>
       <w:tr>
         <w:tc>
           <w:tcPr>
-            <w:tcW w:type="dxa" w:w="4680"/>
+            <w:tcW w:type="dxa" w:w="4896"/>
+            <w:shd w:fill="1B365D"/>
             <w:tcMar>
-              <w:top w:w="100" w:type="dxa"/>
-              <w:bottom w:w="100" w:type="dxa"/>
-              <w:left w:w="130" w:type="dxa"/>
-              <w:right w:w="130" w:type="dxa"/>
+              <w:top w:w="110" w:type="dxa"/>
+              <w:bottom w:w="110" w:type="dxa"/>
+              <w:left w:w="140" w:type="dxa"/>
+              <w:right w:w="140" w:type="dxa"/>
             </w:tcMar>
-            <w:shd w:fill="1E293B"/>
           </w:tcPr>
           <w:p>
+            <w:pPr>
+              <w:jc w:val="center"/>
+            </w:pPr>
+            <w:r/>
             <w:r>
               <w:rPr>
-                <w:rFonts w:ascii="Malgun Gothic" w:hAnsi="Malgun Gothic"/>
+                <w:rFonts w:ascii="맑은 고딕" w:hAnsi="맑은 고딕" w:eastAsia="맑은 고딕"/>
                 <w:b/>
                 <w:color w:val="FFFFFF"/>
-                <w:sz w:val="18"/>
+                <w:sz w:val="19"/>
               </w:rPr>
-              <w:t>구분 항목</w:t>
+              <w:t>구분</w:t>
             </w:r>
           </w:p>
         </w:tc>
         <w:tc>
           <w:tcPr>
-            <w:tcW w:type="dxa" w:w="4680"/>
+            <w:tcW w:type="dxa" w:w="4896"/>
+            <w:shd w:fill="1B365D"/>
             <w:tcMar>
-              <w:top w:w="100" w:type="dxa"/>
-              <w:bottom w:w="100" w:type="dxa"/>
-              <w:left w:w="130" w:type="dxa"/>
-              <w:right w:w="130" w:type="dxa"/>
+              <w:top w:w="110" w:type="dxa"/>
+              <w:bottom w:w="110" w:type="dxa"/>
+              <w:left w:w="140" w:type="dxa"/>
+              <w:right w:w="140" w:type="dxa"/>
             </w:tcMar>
-            <w:shd w:fill="1E293B"/>
           </w:tcPr>
           <w:p>
+            <w:pPr>
+              <w:jc w:val="center"/>
+            </w:pPr>
+            <w:r/>
             <w:r>
               <w:rPr>
-                <w:rFonts w:ascii="Malgun Gothic" w:hAnsi="Malgun Gothic"/>
+                <w:rFonts w:ascii="맑은 고딕" w:hAnsi="맑은 고딕" w:eastAsia="맑은 고딕"/>
                 <w:b/>
                 <w:color w:val="FFFFFF"/>
-                <w:sz w:val="18"/>
+                <w:sz w:val="19"/>
               </w:rPr>
-              <w:t>상세 계약 조건</w:t>
+              <w:t>상세 내용</w:t>
             </w:r>
           </w:p>
         </w:tc>
@@ -199,45 +105,49 @@
       <w:tr>
         <w:tc>
           <w:tcPr>
-            <w:tcW w:type="dxa" w:w="4680"/>
+            <w:tcW w:type="dxa" w:w="4896"/>
+            <w:shd w:fill="EFF6FF"/>
             <w:tcMar>
-              <w:top w:w="100" w:type="dxa"/>
-              <w:bottom w:w="100" w:type="dxa"/>
-              <w:left w:w="130" w:type="dxa"/>
-              <w:right w:w="130" w:type="dxa"/>
+              <w:top w:w="90" w:type="dxa"/>
+              <w:bottom w:w="90" w:type="dxa"/>
+              <w:left w:w="140" w:type="dxa"/>
+              <w:right w:w="140" w:type="dxa"/>
             </w:tcMar>
-            <w:shd w:fill="F8FAFC"/>
           </w:tcPr>
           <w:p>
+            <w:r/>
             <w:r>
               <w:rPr>
-                <w:rFonts w:ascii="Malgun Gothic" w:hAnsi="Malgun Gothic"/>
-                <w:color w:val="334155"/>
-                <w:sz w:val="18"/>
+                <w:rFonts w:ascii="맑은 고딕" w:hAnsi="맑은 고딕" w:eastAsia="맑은 고딕"/>
+                <w:b/>
+                <w:color w:val="1E293B"/>
+                <w:sz w:val="19"/>
               </w:rPr>
-              <w:t>총 용역 대금</w:t>
+              <w:t>상위 프로젝트명</w:t>
             </w:r>
           </w:p>
         </w:tc>
         <w:tc>
           <w:tcPr>
-            <w:tcW w:type="dxa" w:w="4680"/>
+            <w:tcW w:type="dxa" w:w="4896"/>
+            <w:shd w:fill="FFFFFF"/>
             <w:tcMar>
-              <w:top w:w="100" w:type="dxa"/>
-              <w:bottom w:w="100" w:type="dxa"/>
-              <w:left w:w="130" w:type="dxa"/>
-              <w:right w:w="130" w:type="dxa"/>
+              <w:top w:w="90" w:type="dxa"/>
+              <w:bottom w:w="90" w:type="dxa"/>
+              <w:left w:w="140" w:type="dxa"/>
+              <w:right w:w="140" w:type="dxa"/>
             </w:tcMar>
-            <w:shd w:fill="F8FAFC"/>
           </w:tcPr>
           <w:p>
+            <w:r/>
             <w:r>
               <w:rPr>
-                <w:rFonts w:ascii="Malgun Gothic" w:hAnsi="Malgun Gothic"/>
-                <w:color w:val="334155"/>
-                <w:sz w:val="18"/>
+                <w:rFonts w:ascii="맑은 고딕" w:hAnsi="맑은 고딕" w:eastAsia="맑은 고딕"/>
+                <w:b w:val="0"/>
+                <w:color w:val="1E293B"/>
+                <w:sz w:val="19"/>
               </w:rPr>
-              <w:t>일금 [           ] 원 (원천징수 전 세전 금액)</w:t>
+              <w:t>SyncGuard AI — 엔터프라이즈 AI 콘텐츠·규제 심의 자동화 시스템 구축 사업</w:t>
             </w:r>
           </w:p>
         </w:tc>
@@ -245,45 +155,49 @@
       <w:tr>
         <w:tc>
           <w:tcPr>
-            <w:tcW w:type="dxa" w:w="4680"/>
+            <w:tcW w:type="dxa" w:w="4896"/>
+            <w:shd w:fill="EFF6FF"/>
             <w:tcMar>
-              <w:top w:w="100" w:type="dxa"/>
-              <w:bottom w:w="100" w:type="dxa"/>
-              <w:left w:w="130" w:type="dxa"/>
-              <w:right w:w="130" w:type="dxa"/>
+              <w:top w:w="90" w:type="dxa"/>
+              <w:bottom w:w="90" w:type="dxa"/>
+              <w:left w:w="140" w:type="dxa"/>
+              <w:right w:w="140" w:type="dxa"/>
             </w:tcMar>
-            <w:shd w:fill="FFFFFF"/>
           </w:tcPr>
           <w:p>
+            <w:r/>
             <w:r>
               <w:rPr>
-                <w:rFonts w:ascii="Malgun Gothic" w:hAnsi="Malgun Gothic"/>
-                <w:color w:val="334155"/>
-                <w:sz w:val="18"/>
+                <w:rFonts w:ascii="맑은 고딕" w:hAnsi="맑은 고딕" w:eastAsia="맑은 고딕"/>
+                <w:b/>
+                <w:color w:val="1E293B"/>
+                <w:sz w:val="19"/>
               </w:rPr>
-              <w:t>지급 방식</w:t>
+              <w:t>위탁 과업명</w:t>
             </w:r>
           </w:p>
         </w:tc>
         <w:tc>
           <w:tcPr>
-            <w:tcW w:type="dxa" w:w="4680"/>
+            <w:tcW w:type="dxa" w:w="4896"/>
+            <w:shd w:fill="F8FAFC"/>
             <w:tcMar>
-              <w:top w:w="100" w:type="dxa"/>
-              <w:bottom w:w="100" w:type="dxa"/>
-              <w:left w:w="130" w:type="dxa"/>
-              <w:right w:w="130" w:type="dxa"/>
+              <w:top w:w="90" w:type="dxa"/>
+              <w:bottom w:w="90" w:type="dxa"/>
+              <w:left w:w="140" w:type="dxa"/>
+              <w:right w:w="140" w:type="dxa"/>
             </w:tcMar>
-            <w:shd w:fill="FFFFFF"/>
           </w:tcPr>
           <w:p>
+            <w:r/>
             <w:r>
               <w:rPr>
-                <w:rFonts w:ascii="Malgun Gothic" w:hAnsi="Malgun Gothic"/>
-                <w:color w:val="334155"/>
-                <w:sz w:val="18"/>
+                <w:rFonts w:ascii="맑은 고딕" w:hAnsi="맑은 고딕" w:eastAsia="맑은 고딕"/>
+                <w:b w:val="0"/>
+                <w:color w:val="1E293B"/>
+                <w:sz w:val="19"/>
               </w:rPr>
-              <w:t>[  ] 월할 분할 지급  /  [  ] 마일스톤 검수 후 일시 지급</w:t>
+              <w:t>멀티모달 화장품 표시·광고 OCR 후처리 정규식 튜닝 및 AI 골든셋 검증 자동화 스크립트 개발</w:t>
             </w:r>
           </w:p>
         </w:tc>
@@ -291,45 +205,49 @@
       <w:tr>
         <w:tc>
           <w:tcPr>
-            <w:tcW w:type="dxa" w:w="4680"/>
+            <w:tcW w:type="dxa" w:w="4896"/>
+            <w:shd w:fill="EFF6FF"/>
             <w:tcMar>
-              <w:top w:w="100" w:type="dxa"/>
-              <w:bottom w:w="100" w:type="dxa"/>
-              <w:left w:w="130" w:type="dxa"/>
-              <w:right w:w="130" w:type="dxa"/>
+              <w:top w:w="90" w:type="dxa"/>
+              <w:bottom w:w="90" w:type="dxa"/>
+              <w:left w:w="140" w:type="dxa"/>
+              <w:right w:w="140" w:type="dxa"/>
             </w:tcMar>
-            <w:shd w:fill="F8FAFC"/>
           </w:tcPr>
           <w:p>
+            <w:r/>
             <w:r>
               <w:rPr>
-                <w:rFonts w:ascii="Malgun Gothic" w:hAnsi="Malgun Gothic"/>
-                <w:color w:val="334155"/>
-                <w:sz w:val="18"/>
+                <w:rFonts w:ascii="맑은 고딕" w:hAnsi="맑은 고딕" w:eastAsia="맑은 고딕"/>
+                <w:b/>
+                <w:color w:val="1E293B"/>
+                <w:sz w:val="19"/>
               </w:rPr>
-              <w:t>지급 일자</w:t>
+              <w:t>위탁자 (회사)</w:t>
             </w:r>
           </w:p>
         </w:tc>
         <w:tc>
           <w:tcPr>
-            <w:tcW w:type="dxa" w:w="4680"/>
+            <w:tcW w:type="dxa" w:w="4896"/>
+            <w:shd w:fill="FFFFFF"/>
             <w:tcMar>
-              <w:top w:w="100" w:type="dxa"/>
-              <w:bottom w:w="100" w:type="dxa"/>
-              <w:left w:w="130" w:type="dxa"/>
-              <w:right w:w="130" w:type="dxa"/>
+              <w:top w:w="90" w:type="dxa"/>
+              <w:bottom w:w="90" w:type="dxa"/>
+              <w:left w:w="140" w:type="dxa"/>
+              <w:right w:w="140" w:type="dxa"/>
             </w:tcMar>
-            <w:shd w:fill="F8FAFC"/>
           </w:tcPr>
           <w:p>
+            <w:r/>
             <w:r>
               <w:rPr>
-                <w:rFonts w:ascii="Malgun Gothic" w:hAnsi="Malgun Gothic"/>
-                <w:color w:val="334155"/>
-                <w:sz w:val="18"/>
+                <w:rFonts w:ascii="맑은 고딕" w:hAnsi="맑은 고딕" w:eastAsia="맑은 고딕"/>
+                <w:b w:val="0"/>
+                <w:color w:val="1E293B"/>
+                <w:sz w:val="19"/>
               </w:rPr>
-              <w:t>매월 [ 25 ]일 (검수 완료 후 익월 지급)</w:t>
+              <w:t>주식회사 엠파시 (대표이사 김창석)</w:t>
             </w:r>
           </w:p>
         </w:tc>
@@ -337,45 +255,49 @@
       <w:tr>
         <w:tc>
           <w:tcPr>
-            <w:tcW w:type="dxa" w:w="4680"/>
+            <w:tcW w:type="dxa" w:w="4896"/>
+            <w:shd w:fill="EFF6FF"/>
             <w:tcMar>
-              <w:top w:w="100" w:type="dxa"/>
-              <w:bottom w:w="100" w:type="dxa"/>
-              <w:left w:w="130" w:type="dxa"/>
-              <w:right w:w="130" w:type="dxa"/>
+              <w:top w:w="90" w:type="dxa"/>
+              <w:bottom w:w="90" w:type="dxa"/>
+              <w:left w:w="140" w:type="dxa"/>
+              <w:right w:w="140" w:type="dxa"/>
             </w:tcMar>
-            <w:shd w:fill="FFFFFF"/>
           </w:tcPr>
           <w:p>
+            <w:r/>
             <w:r>
               <w:rPr>
-                <w:rFonts w:ascii="Malgun Gothic" w:hAnsi="Malgun Gothic"/>
-                <w:color w:val="334155"/>
-                <w:sz w:val="18"/>
+                <w:rFonts w:ascii="맑은 고딕" w:hAnsi="맑은 고딕" w:eastAsia="맑은 고딕"/>
+                <w:b/>
+                <w:color w:val="1E293B"/>
+                <w:sz w:val="19"/>
               </w:rPr>
-              <w:t>세무 처리</w:t>
+              <w:t>수탁자 (프리랜서)</w:t>
             </w:r>
           </w:p>
         </w:tc>
         <w:tc>
           <w:tcPr>
-            <w:tcW w:type="dxa" w:w="4680"/>
+            <w:tcW w:type="dxa" w:w="4896"/>
+            <w:shd w:fill="F8FAFC"/>
             <w:tcMar>
-              <w:top w:w="100" w:type="dxa"/>
-              <w:bottom w:w="100" w:type="dxa"/>
-              <w:left w:w="130" w:type="dxa"/>
-              <w:right w:w="130" w:type="dxa"/>
+              <w:top w:w="90" w:type="dxa"/>
+              <w:bottom w:w="90" w:type="dxa"/>
+              <w:left w:w="140" w:type="dxa"/>
+              <w:right w:w="140" w:type="dxa"/>
             </w:tcMar>
-            <w:shd w:fill="FFFFFF"/>
           </w:tcPr>
           <w:p>
+            <w:r/>
             <w:r>
               <w:rPr>
-                <w:rFonts w:ascii="Malgun Gothic" w:hAnsi="Malgun Gothic"/>
-                <w:color w:val="334155"/>
-                <w:sz w:val="18"/>
+                <w:rFonts w:ascii="맑은 고딕" w:hAnsi="맑은 고딕" w:eastAsia="맑은 고딕"/>
+                <w:b w:val="0"/>
+                <w:color w:val="1E293B"/>
+                <w:sz w:val="19"/>
               </w:rPr>
-              <w:t>사업소득 원천징수(3.3%) 공제 후 지정 계좌 입금</w:t>
+              <w:t>신유진 수석컨설턴트 (생년월일: 880415-2xxxxxx, 주소: 경기도 성남시 분당구 판교역로 145)</w:t>
             </w:r>
           </w:p>
         </w:tc>
@@ -383,45 +305,49 @@
       <w:tr>
         <w:tc>
           <w:tcPr>
-            <w:tcW w:type="dxa" w:w="4680"/>
+            <w:tcW w:type="dxa" w:w="4896"/>
+            <w:shd w:fill="EFF6FF"/>
             <w:tcMar>
-              <w:top w:w="100" w:type="dxa"/>
-              <w:bottom w:w="100" w:type="dxa"/>
-              <w:left w:w="130" w:type="dxa"/>
-              <w:right w:w="130" w:type="dxa"/>
+              <w:top w:w="90" w:type="dxa"/>
+              <w:bottom w:w="90" w:type="dxa"/>
+              <w:left w:w="140" w:type="dxa"/>
+              <w:right w:w="140" w:type="dxa"/>
             </w:tcMar>
-            <w:shd w:fill="F8FAFC"/>
           </w:tcPr>
           <w:p>
+            <w:r/>
             <w:r>
               <w:rPr>
-                <w:rFonts w:ascii="Malgun Gothic" w:hAnsi="Malgun Gothic"/>
-                <w:color w:val="334155"/>
-                <w:sz w:val="18"/>
+                <w:rFonts w:ascii="맑은 고딕" w:hAnsi="맑은 고딕" w:eastAsia="맑은 고딕"/>
+                <w:b/>
+                <w:color w:val="1E293B"/>
+                <w:sz w:val="19"/>
               </w:rPr>
-              <w:t>입금 계좌</w:t>
+              <w:t>위탁 기간 / 용역대금</w:t>
             </w:r>
           </w:p>
         </w:tc>
         <w:tc>
           <w:tcPr>
-            <w:tcW w:type="dxa" w:w="4680"/>
+            <w:tcW w:type="dxa" w:w="4896"/>
+            <w:shd w:fill="FFFFFF"/>
             <w:tcMar>
-              <w:top w:w="100" w:type="dxa"/>
-              <w:bottom w:w="100" w:type="dxa"/>
-              <w:left w:w="130" w:type="dxa"/>
-              <w:right w:w="130" w:type="dxa"/>
+              <w:top w:w="90" w:type="dxa"/>
+              <w:bottom w:w="90" w:type="dxa"/>
+              <w:left w:w="140" w:type="dxa"/>
+              <w:right w:w="140" w:type="dxa"/>
             </w:tcMar>
-            <w:shd w:fill="F8FAFC"/>
           </w:tcPr>
           <w:p>
+            <w:r/>
             <w:r>
               <w:rPr>
-                <w:rFonts w:ascii="Malgun Gothic" w:hAnsi="Malgun Gothic"/>
-                <w:color w:val="334155"/>
-                <w:sz w:val="18"/>
+                <w:rFonts w:ascii="맑은 고딕" w:hAnsi="맑은 고딕" w:eastAsia="맑은 고딕"/>
+                <w:b w:val="0"/>
+                <w:color w:val="1E293B"/>
+                <w:sz w:val="19"/>
               </w:rPr>
-              <w:t>[       ] 은행  [                        ]  예금주: [       ]</w:t>
+              <w:t>2026년 06월 01일 ~ 2026년 09월 30일 (4개월) / 총 일금 이천사백만원정 (₩24,000,000, 세전)</w:t>
             </w:r>
           </w:p>
         </w:tc>
@@ -429,159 +355,984 @@
     </w:tbl>
     <w:p/>
     <w:p>
-      <w:pPr>
-        <w:spacing w:before="160" w:after="80"/>
-      </w:pPr>
       <w:r>
         <w:rPr>
-          <w:rFonts w:ascii="Malgun Gothic" w:hAnsi="Malgun Gothic"/>
+          <w:rFonts w:ascii="맑은 고딕" w:hAnsi="맑은 고딕" w:eastAsia="맑은 고딕"/>
           <w:b/>
-          <w:color w:val="2563EB"/>
-          <w:sz w:val="26"/>
+          <w:color w:val="1B365D"/>
+          <w:sz w:val="25"/>
         </w:rPr>
-        <w:t>제4조 (산출물 검수 및 저작권 귀속)</w:t>
+        <w:t>제1조 (독립 사업자 지위의 확인 — 근로자성 배제 명문화)</w:t>
       </w:r>
     </w:p>
     <w:p>
-      <w:pPr>
-        <w:spacing w:line="312" w:lineRule="auto" w:after="60"/>
-      </w:pPr>
       <w:r>
         <w:rPr>
-          <w:rFonts w:ascii="Malgun Gothic" w:hAnsi="Malgun Gothic"/>
-          <w:color w:val="334155"/>
+          <w:rFonts w:ascii="맑은 고딕" w:hAnsi="맑은 고딕" w:eastAsia="맑은 고딕"/>
+          <w:b w:val="0"/>
+          <w:color w:val="1E293B"/>
           <w:sz w:val="20"/>
         </w:rPr>
-        <w:t>1. '수탁자'가 위탁 업무 수행 과정에서 작성한 모든 소스코드, 설계서, 산출물의 저작재산권(2차적저작물작성권 포함)은 용역 대금 지급과 동시에 '회사'에 완전 귀속된다.</w:t>
+        <w:t>1. '수탁자'는 독자적인 AI·정규식 엔지니어링 전문성에 기초하여 위탁 과업을 완수하는 독립된 개인 사업소득자(소득세법상 3.3% 원천징수 대상자)로서, 근로기준법상 '근로자'가 아님을 상호 명확히 확인한다.</w:t>
       </w:r>
     </w:p>
     <w:p>
-      <w:pPr>
-        <w:spacing w:line="312" w:lineRule="auto" w:after="60"/>
-      </w:pPr>
       <w:r>
         <w:rPr>
-          <w:rFonts w:ascii="Malgun Gothic" w:hAnsi="Malgun Gothic"/>
-          <w:color w:val="334155"/>
+          <w:rFonts w:ascii="맑은 고딕" w:hAnsi="맑은 고딕" w:eastAsia="맑은 고딕"/>
+          <w:b w:val="0"/>
+          <w:color w:val="1E293B"/>
           <w:sz w:val="20"/>
         </w:rPr>
-        <w:t>2. '수탁자'는 본 산출물을 제3자에게 양도, 공개, 대여하거나 타 프로젝트에 무단 재사용할 수 없다.</w:t>
+        <w:t>2. '수탁자'는 과업 산출물의 완성을 목적으로 하며, 업무 수행 시간 및 작업 장소는 보안 규정을 준수하고 마일스톤 납기에 지장이 없는 한 '수탁자'의 자율적 재량에 따른다.</w:t>
       </w:r>
     </w:p>
     <w:p>
-      <w:pPr>
-        <w:spacing w:before="160" w:after="80"/>
-      </w:pPr>
       <w:r>
         <w:rPr>
-          <w:rFonts w:ascii="Malgun Gothic" w:hAnsi="Malgun Gothic"/>
-          <w:b/>
-          <w:color w:val="2563EB"/>
-          <w:sz w:val="26"/>
+          <w:rFonts w:ascii="맑은 고딕" w:hAnsi="맑은 고딕" w:eastAsia="맑은 고딕"/>
+          <w:b w:val="0"/>
+          <w:color w:val="1E293B"/>
+          <w:sz w:val="20"/>
         </w:rPr>
-        <w:t>제5조 (비밀유지 및 소스코드 반출 금지)</w:t>
+        <w:t>3. '수탁자'는 4대 사회보험 가입, 주휴수당, 연장근로수당 및 퇴직금 지급 대상이 아님을 확인한다.</w:t>
       </w:r>
     </w:p>
     <w:p>
-      <w:pPr>
-        <w:spacing w:line="312" w:lineRule="auto" w:after="60"/>
-      </w:pPr>
       <w:r>
         <w:rPr>
-          <w:rFonts w:ascii="Malgun Gothic" w:hAnsi="Malgun Gothic"/>
-          <w:color w:val="334155"/>
-          <w:sz w:val="20"/>
+          <w:rFonts w:ascii="맑은 고딕" w:hAnsi="맑은 고딕" w:eastAsia="맑은 고딕"/>
+          <w:b/>
+          <w:color w:val="1B365D"/>
+          <w:sz w:val="25"/>
         </w:rPr>
-        <w:t>'수탁자'는 과업 수행 중 지득한 회사의 기술, 고객 데이터, 소스코드를 외부에 유출할 수 없으며, 계약 종료 즉시 개인 장비의 모든 프로젝트 관련 파일을 영구 삭제하고 삭제 확인서를 제출해야 한다.</w:t>
+        <w:t>제2조 (마일스톤별 납품 산출물 및 용역대금 지급 일정)</w:t>
       </w:r>
     </w:p>
-    <w:p>
-      <w:pPr>
-        <w:jc w:val="center"/>
-      </w:pPr>
-      <w:r>
-        <w:rPr>
-          <w:rFonts w:ascii="Malgun Gothic" w:hAnsi="Malgun Gothic"/>
-          <w:b/>
-          <w:sz w:val="21"/>
-        </w:rPr>
-        <w:t>합의 및 확인일자: 202  년     월     일</w:t>
-      </w:r>
-    </w:p>
-    <w:p/>
     <w:tbl>
       <w:tblPr>
+        <w:tblStyle w:val="TableGrid"/>
         <w:tblW w:type="auto" w:w="0"/>
         <w:jc w:val="center"/>
         <w:tblLook w:firstColumn="1" w:firstRow="1" w:lastColumn="0" w:lastRow="0" w:noHBand="0" w:noVBand="1" w:val="04A0"/>
       </w:tblPr>
       <w:tblGrid>
-        <w:gridCol w:w="3120"/>
-        <w:gridCol w:w="3120"/>
-        <w:gridCol w:w="3120"/>
+        <w:gridCol w:w="1958"/>
+        <w:gridCol w:w="1958"/>
+        <w:gridCol w:w="1958"/>
+        <w:gridCol w:w="1958"/>
+        <w:gridCol w:w="1958"/>
       </w:tblGrid>
       <w:tr>
         <w:tc>
           <w:tcPr>
-            <w:tcW w:type="dxa" w:w="3120"/>
-            <w:shd w:fill="334155"/>
+            <w:tcW w:type="dxa" w:w="1958"/>
+            <w:shd w:fill="1B365D"/>
             <w:tcMar>
-              <w:top w:w="90" w:type="dxa"/>
-              <w:bottom w:w="90" w:type="dxa"/>
-              <w:left w:w="110" w:type="dxa"/>
-              <w:right w:w="110" w:type="dxa"/>
+              <w:top w:w="110" w:type="dxa"/>
+              <w:bottom w:w="110" w:type="dxa"/>
+              <w:left w:w="140" w:type="dxa"/>
+              <w:right w:w="140" w:type="dxa"/>
             </w:tcMar>
           </w:tcPr>
           <w:p>
+            <w:pPr>
+              <w:jc w:val="center"/>
+            </w:pPr>
+            <w:r/>
             <w:r>
               <w:rPr>
-                <w:rFonts w:ascii="Malgun Gothic" w:hAnsi="Malgun Gothic"/>
+                <w:rFonts w:ascii="맑은 고딕" w:hAnsi="맑은 고딕" w:eastAsia="맑은 고딕"/>
                 <w:b/>
                 <w:color w:val="FFFFFF"/>
                 <w:sz w:val="19"/>
               </w:rPr>
-              <w:t>구 분</w:t>
+              <w:t>회차</w:t>
             </w:r>
           </w:p>
         </w:tc>
         <w:tc>
           <w:tcPr>
-            <w:tcW w:type="dxa" w:w="3120"/>
-            <w:shd w:fill="334155"/>
+            <w:tcW w:type="dxa" w:w="1958"/>
+            <w:shd w:fill="1B365D"/>
             <w:tcMar>
-              <w:top w:w="90" w:type="dxa"/>
-              <w:bottom w:w="90" w:type="dxa"/>
-              <w:left w:w="110" w:type="dxa"/>
-              <w:right w:w="110" w:type="dxa"/>
+              <w:top w:w="110" w:type="dxa"/>
+              <w:bottom w:w="110" w:type="dxa"/>
+              <w:left w:w="140" w:type="dxa"/>
+              <w:right w:w="140" w:type="dxa"/>
             </w:tcMar>
           </w:tcPr>
           <w:p>
+            <w:pPr>
+              <w:jc w:val="center"/>
+            </w:pPr>
+            <w:r/>
             <w:r>
               <w:rPr>
-                <w:rFonts w:ascii="Malgun Gothic" w:hAnsi="Malgun Gothic"/>
+                <w:rFonts w:ascii="맑은 고딕" w:hAnsi="맑은 고딕" w:eastAsia="맑은 고딕"/>
                 <w:b/>
                 <w:color w:val="FFFFFF"/>
                 <w:sz w:val="19"/>
               </w:rPr>
-              <w:t>소속 / 직급 / 성명</w:t>
+              <w:t>납품 마일스톤 및 검수 산출물</w:t>
             </w:r>
           </w:p>
         </w:tc>
         <w:tc>
           <w:tcPr>
-            <w:tcW w:type="dxa" w:w="3120"/>
-            <w:shd w:fill="334155"/>
+            <w:tcW w:type="dxa" w:w="1958"/>
+            <w:shd w:fill="1B365D"/>
+            <w:tcMar>
+              <w:top w:w="110" w:type="dxa"/>
+              <w:bottom w:w="110" w:type="dxa"/>
+              <w:left w:w="140" w:type="dxa"/>
+              <w:right w:w="140" w:type="dxa"/>
+            </w:tcMar>
+          </w:tcPr>
+          <w:p>
+            <w:pPr>
+              <w:jc w:val="center"/>
+            </w:pPr>
+            <w:r/>
+            <w:r>
+              <w:rPr>
+                <w:rFonts w:ascii="맑은 고딕" w:hAnsi="맑은 고딕" w:eastAsia="맑은 고딕"/>
+                <w:b/>
+                <w:color w:val="FFFFFF"/>
+                <w:sz w:val="19"/>
+              </w:rPr>
+              <w:t>검수 기준</w:t>
+            </w:r>
+          </w:p>
+        </w:tc>
+        <w:tc>
+          <w:tcPr>
+            <w:tcW w:type="dxa" w:w="1958"/>
+            <w:shd w:fill="1B365D"/>
+            <w:tcMar>
+              <w:top w:w="110" w:type="dxa"/>
+              <w:bottom w:w="110" w:type="dxa"/>
+              <w:left w:w="140" w:type="dxa"/>
+              <w:right w:w="140" w:type="dxa"/>
+            </w:tcMar>
+          </w:tcPr>
+          <w:p>
+            <w:pPr>
+              <w:jc w:val="center"/>
+            </w:pPr>
+            <w:r/>
+            <w:r>
+              <w:rPr>
+                <w:rFonts w:ascii="맑은 고딕" w:hAnsi="맑은 고딕" w:eastAsia="맑은 고딕"/>
+                <w:b/>
+                <w:color w:val="FFFFFF"/>
+                <w:sz w:val="19"/>
+              </w:rPr>
+              <w:t>지급 금액 (세전)</w:t>
+            </w:r>
+          </w:p>
+        </w:tc>
+        <w:tc>
+          <w:tcPr>
+            <w:tcW w:type="dxa" w:w="1958"/>
+            <w:shd w:fill="1B365D"/>
+            <w:tcMar>
+              <w:top w:w="110" w:type="dxa"/>
+              <w:bottom w:w="110" w:type="dxa"/>
+              <w:left w:w="140" w:type="dxa"/>
+              <w:right w:w="140" w:type="dxa"/>
+            </w:tcMar>
+          </w:tcPr>
+          <w:p>
+            <w:pPr>
+              <w:jc w:val="center"/>
+            </w:pPr>
+            <w:r/>
+            <w:r>
+              <w:rPr>
+                <w:rFonts w:ascii="맑은 고딕" w:hAnsi="맑은 고딕" w:eastAsia="맑은 고딕"/>
+                <w:b/>
+                <w:color w:val="FFFFFF"/>
+                <w:sz w:val="19"/>
+              </w:rPr>
+              <w:t>지급 예정일</w:t>
+            </w:r>
+          </w:p>
+        </w:tc>
+      </w:tr>
+      <w:tr>
+        <w:tc>
+          <w:tcPr>
+            <w:tcW w:type="dxa" w:w="1958"/>
+            <w:shd w:fill="FFFFFF"/>
             <w:tcMar>
               <w:top w:w="90" w:type="dxa"/>
               <w:bottom w:w="90" w:type="dxa"/>
-              <w:left w:w="110" w:type="dxa"/>
-              <w:right w:w="110" w:type="dxa"/>
+              <w:left w:w="140" w:type="dxa"/>
+              <w:right w:w="140" w:type="dxa"/>
             </w:tcMar>
           </w:tcPr>
           <w:p>
+            <w:r/>
             <w:r>
               <w:rPr>
-                <w:rFonts w:ascii="Malgun Gothic" w:hAnsi="Malgun Gothic"/>
+                <w:rFonts w:ascii="맑은 고딕" w:hAnsi="맑은 고딕" w:eastAsia="맑은 고딕"/>
+                <w:b w:val="0"/>
+                <w:color w:val="1E293B"/>
+                <w:sz w:val="19"/>
+              </w:rPr>
+              <w:t>1차</w:t>
+            </w:r>
+          </w:p>
+        </w:tc>
+        <w:tc>
+          <w:tcPr>
+            <w:tcW w:type="dxa" w:w="1958"/>
+            <w:shd w:fill="FFFFFF"/>
+            <w:tcMar>
+              <w:top w:w="90" w:type="dxa"/>
+              <w:bottom w:w="90" w:type="dxa"/>
+              <w:left w:w="140" w:type="dxa"/>
+              <w:right w:w="140" w:type="dxa"/>
+            </w:tcMar>
+          </w:tcPr>
+          <w:p>
+            <w:r/>
+            <w:r>
+              <w:rPr>
+                <w:rFonts w:ascii="맑은 고딕" w:hAnsi="맑은 고딕" w:eastAsia="맑은 고딕"/>
+                <w:b w:val="0"/>
+                <w:color w:val="1E293B"/>
+                <w:sz w:val="19"/>
+              </w:rPr>
+              <w:t>복합 레이아웃 OCR 텍스트 노이즈 제거 정규식 모듈 50종 납품</w:t>
+            </w:r>
+          </w:p>
+        </w:tc>
+        <w:tc>
+          <w:tcPr>
+            <w:tcW w:type="dxa" w:w="1958"/>
+            <w:shd w:fill="FFFFFF"/>
+            <w:tcMar>
+              <w:top w:w="90" w:type="dxa"/>
+              <w:bottom w:w="90" w:type="dxa"/>
+              <w:left w:w="140" w:type="dxa"/>
+              <w:right w:w="140" w:type="dxa"/>
+            </w:tcMar>
+          </w:tcPr>
+          <w:p>
+            <w:r/>
+            <w:r>
+              <w:rPr>
+                <w:rFonts w:ascii="맑은 고딕" w:hAnsi="맑은 고딕" w:eastAsia="맑은 고딕"/>
+                <w:b w:val="0"/>
+                <w:color w:val="1E293B"/>
+                <w:sz w:val="19"/>
+              </w:rPr>
+              <w:t>단위 테스트 통과율 100%</w:t>
+            </w:r>
+          </w:p>
+        </w:tc>
+        <w:tc>
+          <w:tcPr>
+            <w:tcW w:type="dxa" w:w="1958"/>
+            <w:shd w:fill="FFFFFF"/>
+            <w:tcMar>
+              <w:top w:w="90" w:type="dxa"/>
+              <w:bottom w:w="90" w:type="dxa"/>
+              <w:left w:w="140" w:type="dxa"/>
+              <w:right w:w="140" w:type="dxa"/>
+            </w:tcMar>
+          </w:tcPr>
+          <w:p>
+            <w:r/>
+            <w:r>
+              <w:rPr>
+                <w:rFonts w:ascii="맑은 고딕" w:hAnsi="맑은 고딕" w:eastAsia="맑은 고딕"/>
+                <w:b w:val="0"/>
+                <w:color w:val="1E293B"/>
+                <w:sz w:val="19"/>
+              </w:rPr>
+              <w:t>₩6,000,000</w:t>
+            </w:r>
+          </w:p>
+        </w:tc>
+        <w:tc>
+          <w:tcPr>
+            <w:tcW w:type="dxa" w:w="1958"/>
+            <w:shd w:fill="FFFFFF"/>
+            <w:tcMar>
+              <w:top w:w="90" w:type="dxa"/>
+              <w:bottom w:w="90" w:type="dxa"/>
+              <w:left w:w="140" w:type="dxa"/>
+              <w:right w:w="140" w:type="dxa"/>
+            </w:tcMar>
+          </w:tcPr>
+          <w:p>
+            <w:r/>
+            <w:r>
+              <w:rPr>
+                <w:rFonts w:ascii="맑은 고딕" w:hAnsi="맑은 고딕" w:eastAsia="맑은 고딕"/>
+                <w:b w:val="0"/>
+                <w:color w:val="1E293B"/>
+                <w:sz w:val="19"/>
+              </w:rPr>
+              <w:t>2026.06.25</w:t>
+            </w:r>
+          </w:p>
+        </w:tc>
+      </w:tr>
+      <w:tr>
+        <w:tc>
+          <w:tcPr>
+            <w:tcW w:type="dxa" w:w="1958"/>
+            <w:shd w:fill="F8FAFC"/>
+            <w:tcMar>
+              <w:top w:w="90" w:type="dxa"/>
+              <w:bottom w:w="90" w:type="dxa"/>
+              <w:left w:w="140" w:type="dxa"/>
+              <w:right w:w="140" w:type="dxa"/>
+            </w:tcMar>
+          </w:tcPr>
+          <w:p>
+            <w:r/>
+            <w:r>
+              <w:rPr>
+                <w:rFonts w:ascii="맑은 고딕" w:hAnsi="맑은 고딕" w:eastAsia="맑은 고딕"/>
+                <w:b w:val="0"/>
+                <w:color w:val="1E293B"/>
+                <w:sz w:val="19"/>
+              </w:rPr>
+              <w:t>2차</w:t>
+            </w:r>
+          </w:p>
+        </w:tc>
+        <w:tc>
+          <w:tcPr>
+            <w:tcW w:type="dxa" w:w="1958"/>
+            <w:shd w:fill="F8FAFC"/>
+            <w:tcMar>
+              <w:top w:w="90" w:type="dxa"/>
+              <w:bottom w:w="90" w:type="dxa"/>
+              <w:left w:w="140" w:type="dxa"/>
+              <w:right w:w="140" w:type="dxa"/>
+            </w:tcMar>
+          </w:tcPr>
+          <w:p>
+            <w:r/>
+            <w:r>
+              <w:rPr>
+                <w:rFonts w:ascii="맑은 고딕" w:hAnsi="맑은 고딕" w:eastAsia="맑은 고딕"/>
+                <w:b w:val="0"/>
+                <w:color w:val="1E293B"/>
+                <w:sz w:val="19"/>
+              </w:rPr>
+              <w:t>100대 규제 룰셋 정규식 패턴 튜닝 및 오탐(FP) 저감 필터 납품</w:t>
+            </w:r>
+          </w:p>
+        </w:tc>
+        <w:tc>
+          <w:tcPr>
+            <w:tcW w:type="dxa" w:w="1958"/>
+            <w:shd w:fill="F8FAFC"/>
+            <w:tcMar>
+              <w:top w:w="90" w:type="dxa"/>
+              <w:bottom w:w="90" w:type="dxa"/>
+              <w:left w:w="140" w:type="dxa"/>
+              <w:right w:w="140" w:type="dxa"/>
+            </w:tcMar>
+          </w:tcPr>
+          <w:p>
+            <w:r/>
+            <w:r>
+              <w:rPr>
+                <w:rFonts w:ascii="맑은 고딕" w:hAnsi="맑은 고딕" w:eastAsia="맑은 고딕"/>
+                <w:b w:val="0"/>
+                <w:color w:val="1E293B"/>
+                <w:sz w:val="19"/>
+              </w:rPr>
+              <w:t>오탐률 5% 미만 달성</w:t>
+            </w:r>
+          </w:p>
+        </w:tc>
+        <w:tc>
+          <w:tcPr>
+            <w:tcW w:type="dxa" w:w="1958"/>
+            <w:shd w:fill="F8FAFC"/>
+            <w:tcMar>
+              <w:top w:w="90" w:type="dxa"/>
+              <w:bottom w:w="90" w:type="dxa"/>
+              <w:left w:w="140" w:type="dxa"/>
+              <w:right w:w="140" w:type="dxa"/>
+            </w:tcMar>
+          </w:tcPr>
+          <w:p>
+            <w:r/>
+            <w:r>
+              <w:rPr>
+                <w:rFonts w:ascii="맑은 고딕" w:hAnsi="맑은 고딕" w:eastAsia="맑은 고딕"/>
+                <w:b w:val="0"/>
+                <w:color w:val="1E293B"/>
+                <w:sz w:val="19"/>
+              </w:rPr>
+              <w:t>₩6,000,000</w:t>
+            </w:r>
+          </w:p>
+        </w:tc>
+        <w:tc>
+          <w:tcPr>
+            <w:tcW w:type="dxa" w:w="1958"/>
+            <w:shd w:fill="F8FAFC"/>
+            <w:tcMar>
+              <w:top w:w="90" w:type="dxa"/>
+              <w:bottom w:w="90" w:type="dxa"/>
+              <w:left w:w="140" w:type="dxa"/>
+              <w:right w:w="140" w:type="dxa"/>
+            </w:tcMar>
+          </w:tcPr>
+          <w:p>
+            <w:r/>
+            <w:r>
+              <w:rPr>
+                <w:rFonts w:ascii="맑은 고딕" w:hAnsi="맑은 고딕" w:eastAsia="맑은 고딕"/>
+                <w:b w:val="0"/>
+                <w:color w:val="1E293B"/>
+                <w:sz w:val="19"/>
+              </w:rPr>
+              <w:t>2026.07.25</w:t>
+            </w:r>
+          </w:p>
+        </w:tc>
+      </w:tr>
+      <w:tr>
+        <w:tc>
+          <w:tcPr>
+            <w:tcW w:type="dxa" w:w="1958"/>
+            <w:shd w:fill="FFFFFF"/>
+            <w:tcMar>
+              <w:top w:w="90" w:type="dxa"/>
+              <w:bottom w:w="90" w:type="dxa"/>
+              <w:left w:w="140" w:type="dxa"/>
+              <w:right w:w="140" w:type="dxa"/>
+            </w:tcMar>
+          </w:tcPr>
+          <w:p>
+            <w:r/>
+            <w:r>
+              <w:rPr>
+                <w:rFonts w:ascii="맑은 고딕" w:hAnsi="맑은 고딕" w:eastAsia="맑은 고딕"/>
+                <w:b w:val="0"/>
+                <w:color w:val="1E293B"/>
+                <w:sz w:val="19"/>
+              </w:rPr>
+              <w:t>3차</w:t>
+            </w:r>
+          </w:p>
+        </w:tc>
+        <w:tc>
+          <w:tcPr>
+            <w:tcW w:type="dxa" w:w="1958"/>
+            <w:shd w:fill="FFFFFF"/>
+            <w:tcMar>
+              <w:top w:w="90" w:type="dxa"/>
+              <w:bottom w:w="90" w:type="dxa"/>
+              <w:left w:w="140" w:type="dxa"/>
+              <w:right w:w="140" w:type="dxa"/>
+            </w:tcMar>
+          </w:tcPr>
+          <w:p>
+            <w:r/>
+            <w:r>
+              <w:rPr>
+                <w:rFonts w:ascii="맑은 고딕" w:hAnsi="맑은 고딕" w:eastAsia="맑은 고딕"/>
+                <w:b w:val="0"/>
+                <w:color w:val="1E293B"/>
+                <w:sz w:val="19"/>
+              </w:rPr>
+              <w:t>50문항 골든셋 자동 채점(Precision/Recall/F1) 파이썬 CLI 도구 납품</w:t>
+            </w:r>
+          </w:p>
+        </w:tc>
+        <w:tc>
+          <w:tcPr>
+            <w:tcW w:type="dxa" w:w="1958"/>
+            <w:shd w:fill="FFFFFF"/>
+            <w:tcMar>
+              <w:top w:w="90" w:type="dxa"/>
+              <w:bottom w:w="90" w:type="dxa"/>
+              <w:left w:w="140" w:type="dxa"/>
+              <w:right w:w="140" w:type="dxa"/>
+            </w:tcMar>
+          </w:tcPr>
+          <w:p>
+            <w:r/>
+            <w:r>
+              <w:rPr>
+                <w:rFonts w:ascii="맑은 고딕" w:hAnsi="맑은 고딕" w:eastAsia="맑은 고딕"/>
+                <w:b w:val="0"/>
+                <w:color w:val="1E293B"/>
+                <w:sz w:val="19"/>
+              </w:rPr>
+              <w:t>배치 실행 3분 이내 완료</w:t>
+            </w:r>
+          </w:p>
+        </w:tc>
+        <w:tc>
+          <w:tcPr>
+            <w:tcW w:type="dxa" w:w="1958"/>
+            <w:shd w:fill="FFFFFF"/>
+            <w:tcMar>
+              <w:top w:w="90" w:type="dxa"/>
+              <w:bottom w:w="90" w:type="dxa"/>
+              <w:left w:w="140" w:type="dxa"/>
+              <w:right w:w="140" w:type="dxa"/>
+            </w:tcMar>
+          </w:tcPr>
+          <w:p>
+            <w:r/>
+            <w:r>
+              <w:rPr>
+                <w:rFonts w:ascii="맑은 고딕" w:hAnsi="맑은 고딕" w:eastAsia="맑은 고딕"/>
+                <w:b w:val="0"/>
+                <w:color w:val="1E293B"/>
+                <w:sz w:val="19"/>
+              </w:rPr>
+              <w:t>₩6,000,000</w:t>
+            </w:r>
+          </w:p>
+        </w:tc>
+        <w:tc>
+          <w:tcPr>
+            <w:tcW w:type="dxa" w:w="1958"/>
+            <w:shd w:fill="FFFFFF"/>
+            <w:tcMar>
+              <w:top w:w="90" w:type="dxa"/>
+              <w:bottom w:w="90" w:type="dxa"/>
+              <w:left w:w="140" w:type="dxa"/>
+              <w:right w:w="140" w:type="dxa"/>
+            </w:tcMar>
+          </w:tcPr>
+          <w:p>
+            <w:r/>
+            <w:r>
+              <w:rPr>
+                <w:rFonts w:ascii="맑은 고딕" w:hAnsi="맑은 고딕" w:eastAsia="맑은 고딕"/>
+                <w:b w:val="0"/>
+                <w:color w:val="1E293B"/>
+                <w:sz w:val="19"/>
+              </w:rPr>
+              <w:t>2026.08.25</w:t>
+            </w:r>
+          </w:p>
+        </w:tc>
+      </w:tr>
+      <w:tr>
+        <w:tc>
+          <w:tcPr>
+            <w:tcW w:type="dxa" w:w="1958"/>
+            <w:shd w:fill="F8FAFC"/>
+            <w:tcMar>
+              <w:top w:w="90" w:type="dxa"/>
+              <w:bottom w:w="90" w:type="dxa"/>
+              <w:left w:w="140" w:type="dxa"/>
+              <w:right w:w="140" w:type="dxa"/>
+            </w:tcMar>
+          </w:tcPr>
+          <w:p>
+            <w:r/>
+            <w:r>
+              <w:rPr>
+                <w:rFonts w:ascii="맑은 고딕" w:hAnsi="맑은 고딕" w:eastAsia="맑은 고딕"/>
+                <w:b w:val="0"/>
+                <w:color w:val="1E293B"/>
+                <w:sz w:val="19"/>
+              </w:rPr>
+              <w:t>4차</w:t>
+            </w:r>
+          </w:p>
+        </w:tc>
+        <w:tc>
+          <w:tcPr>
+            <w:tcW w:type="dxa" w:w="1958"/>
+            <w:shd w:fill="F8FAFC"/>
+            <w:tcMar>
+              <w:top w:w="90" w:type="dxa"/>
+              <w:bottom w:w="90" w:type="dxa"/>
+              <w:left w:w="140" w:type="dxa"/>
+              <w:right w:w="140" w:type="dxa"/>
+            </w:tcMar>
+          </w:tcPr>
+          <w:p>
+            <w:r/>
+            <w:r>
+              <w:rPr>
+                <w:rFonts w:ascii="맑은 고딕" w:hAnsi="맑은 고딕" w:eastAsia="맑은 고딕"/>
+                <w:b w:val="0"/>
+                <w:color w:val="1E293B"/>
+                <w:sz w:val="19"/>
+              </w:rPr>
+              <w:t>시범운영 골든셋 엣지케이스 튜닝 완료 및 기술 문서 인계</w:t>
+            </w:r>
+          </w:p>
+        </w:tc>
+        <w:tc>
+          <w:tcPr>
+            <w:tcW w:type="dxa" w:w="1958"/>
+            <w:shd w:fill="F8FAFC"/>
+            <w:tcMar>
+              <w:top w:w="90" w:type="dxa"/>
+              <w:bottom w:w="90" w:type="dxa"/>
+              <w:left w:w="140" w:type="dxa"/>
+              <w:right w:w="140" w:type="dxa"/>
+            </w:tcMar>
+          </w:tcPr>
+          <w:p>
+            <w:r/>
+            <w:r>
+              <w:rPr>
+                <w:rFonts w:ascii="맑은 고딕" w:hAnsi="맑은 고딕" w:eastAsia="맑은 고딕"/>
+                <w:b w:val="0"/>
+                <w:color w:val="1E293B"/>
+                <w:sz w:val="19"/>
+              </w:rPr>
+              <w:t>최종 골든셋 정밀도 96%+ 달성</w:t>
+            </w:r>
+          </w:p>
+        </w:tc>
+        <w:tc>
+          <w:tcPr>
+            <w:tcW w:type="dxa" w:w="1958"/>
+            <w:shd w:fill="F8FAFC"/>
+            <w:tcMar>
+              <w:top w:w="90" w:type="dxa"/>
+              <w:bottom w:w="90" w:type="dxa"/>
+              <w:left w:w="140" w:type="dxa"/>
+              <w:right w:w="140" w:type="dxa"/>
+            </w:tcMar>
+          </w:tcPr>
+          <w:p>
+            <w:r/>
+            <w:r>
+              <w:rPr>
+                <w:rFonts w:ascii="맑은 고딕" w:hAnsi="맑은 고딕" w:eastAsia="맑은 고딕"/>
+                <w:b w:val="0"/>
+                <w:color w:val="1E293B"/>
+                <w:sz w:val="19"/>
+              </w:rPr>
+              <w:t>₩6,000,000</w:t>
+            </w:r>
+          </w:p>
+        </w:tc>
+        <w:tc>
+          <w:tcPr>
+            <w:tcW w:type="dxa" w:w="1958"/>
+            <w:shd w:fill="F8FAFC"/>
+            <w:tcMar>
+              <w:top w:w="90" w:type="dxa"/>
+              <w:bottom w:w="90" w:type="dxa"/>
+              <w:left w:w="140" w:type="dxa"/>
+              <w:right w:w="140" w:type="dxa"/>
+            </w:tcMar>
+          </w:tcPr>
+          <w:p>
+            <w:r/>
+            <w:r>
+              <w:rPr>
+                <w:rFonts w:ascii="맑은 고딕" w:hAnsi="맑은 고딕" w:eastAsia="맑은 고딕"/>
+                <w:b w:val="0"/>
+                <w:color w:val="1E293B"/>
+                <w:sz w:val="19"/>
+              </w:rPr>
+              <w:t>2026.09.25</w:t>
+            </w:r>
+          </w:p>
+        </w:tc>
+      </w:tr>
+      <w:tr>
+        <w:tc>
+          <w:tcPr>
+            <w:tcW w:type="dxa" w:w="1958"/>
+            <w:shd w:fill="FFFFFF"/>
+            <w:tcMar>
+              <w:top w:w="90" w:type="dxa"/>
+              <w:bottom w:w="90" w:type="dxa"/>
+              <w:left w:w="140" w:type="dxa"/>
+              <w:right w:w="140" w:type="dxa"/>
+            </w:tcMar>
+          </w:tcPr>
+          <w:p>
+            <w:r/>
+            <w:r>
+              <w:rPr>
+                <w:rFonts w:ascii="맑은 고딕" w:hAnsi="맑은 고딕" w:eastAsia="맑은 고딕"/>
+                <w:b/>
+                <w:color w:val="1E293B"/>
+                <w:sz w:val="19"/>
+              </w:rPr>
+              <w:t>합계</w:t>
+            </w:r>
+          </w:p>
+        </w:tc>
+        <w:tc>
+          <w:tcPr>
+            <w:tcW w:type="dxa" w:w="1958"/>
+            <w:shd w:fill="FFFFFF"/>
+            <w:tcMar>
+              <w:top w:w="90" w:type="dxa"/>
+              <w:bottom w:w="90" w:type="dxa"/>
+              <w:left w:w="140" w:type="dxa"/>
+              <w:right w:w="140" w:type="dxa"/>
+            </w:tcMar>
+          </w:tcPr>
+          <w:p>
+            <w:r/>
+            <w:r>
+              <w:rPr>
+                <w:rFonts w:ascii="맑은 고딕" w:hAnsi="맑은 고딕" w:eastAsia="맑은 고딕"/>
+                <w:b/>
+                <w:color w:val="1E293B"/>
+                <w:sz w:val="19"/>
+              </w:rPr>
+              <w:t>총 4회 마일스톤 산출물 검수 후 지급 (3.3% 원천징수 후 입금)</w:t>
+            </w:r>
+          </w:p>
+        </w:tc>
+        <w:tc>
+          <w:tcPr>
+            <w:tcW w:type="dxa" w:w="1958"/>
+            <w:shd w:fill="FFFFFF"/>
+            <w:tcMar>
+              <w:top w:w="90" w:type="dxa"/>
+              <w:bottom w:w="90" w:type="dxa"/>
+              <w:left w:w="140" w:type="dxa"/>
+              <w:right w:w="140" w:type="dxa"/>
+            </w:tcMar>
+          </w:tcPr>
+          <w:p>
+            <w:r/>
+            <w:r>
+              <w:rPr>
+                <w:rFonts w:ascii="맑은 고딕" w:hAnsi="맑은 고딕" w:eastAsia="맑은 고딕"/>
+                <w:b/>
+                <w:color w:val="1E293B"/>
+                <w:sz w:val="19"/>
+              </w:rPr>
+              <w:t>국민은행 412-9102-8812 (신유진)</w:t>
+            </w:r>
+          </w:p>
+        </w:tc>
+        <w:tc>
+          <w:tcPr>
+            <w:tcW w:type="dxa" w:w="1958"/>
+            <w:shd w:fill="FFFFFF"/>
+            <w:tcMar>
+              <w:top w:w="90" w:type="dxa"/>
+              <w:bottom w:w="90" w:type="dxa"/>
+              <w:left w:w="140" w:type="dxa"/>
+              <w:right w:w="140" w:type="dxa"/>
+            </w:tcMar>
+          </w:tcPr>
+          <w:p>
+            <w:r/>
+            <w:r>
+              <w:rPr>
+                <w:rFonts w:ascii="맑은 고딕" w:hAnsi="맑은 고딕" w:eastAsia="맑은 고딕"/>
+                <w:b/>
+                <w:color w:val="1E293B"/>
+                <w:sz w:val="19"/>
+              </w:rPr>
+              <w:t>₩24,000,000</w:t>
+            </w:r>
+          </w:p>
+        </w:tc>
+        <w:tc>
+          <w:tcPr>
+            <w:tcW w:type="dxa" w:w="1958"/>
+            <w:shd w:fill="FFFFFF"/>
+            <w:tcMar>
+              <w:top w:w="90" w:type="dxa"/>
+              <w:bottom w:w="90" w:type="dxa"/>
+              <w:left w:w="140" w:type="dxa"/>
+              <w:right w:w="140" w:type="dxa"/>
+            </w:tcMar>
+          </w:tcPr>
+          <w:p>
+            <w:r/>
+            <w:r>
+              <w:rPr>
+                <w:rFonts w:ascii="맑은 고딕" w:hAnsi="맑은 고딕" w:eastAsia="맑은 고딕"/>
+                <w:b/>
+                <w:color w:val="1E293B"/>
+                <w:sz w:val="19"/>
+              </w:rPr>
+              <w:t>-</w:t>
+            </w:r>
+          </w:p>
+        </w:tc>
+      </w:tr>
+    </w:tbl>
+    <w:p/>
+    <w:p>
+      <w:r>
+        <w:rPr>
+          <w:rFonts w:ascii="맑은 고딕" w:hAnsi="맑은 고딕" w:eastAsia="맑은 고딕"/>
+          <w:b/>
+          <w:color w:val="1B365D"/>
+          <w:sz w:val="25"/>
+        </w:rPr>
+        <w:t>제3조 (저작권 완전 귀속 및 기밀·소스코드 반출 금지)</w:t>
+      </w:r>
+    </w:p>
+    <w:p>
+      <w:r>
+        <w:rPr>
+          <w:rFonts w:ascii="맑은 고딕" w:hAnsi="맑은 고딕" w:eastAsia="맑은 고딕"/>
+          <w:b w:val="0"/>
+          <w:color w:val="1E293B"/>
+          <w:sz w:val="20"/>
+        </w:rPr>
+        <w:t>1. '수탁자'가 본 계약에 따라 작성한 모든 소스코드, 정규식 사전, 평가 스크립트의 저작재산권은 대금 지급과 동시에 '회사'에 완전 귀속된다.</w:t>
+      </w:r>
+    </w:p>
+    <w:p>
+      <w:r>
+        <w:rPr>
+          <w:rFonts w:ascii="맑은 고딕" w:hAnsi="맑은 고딕" w:eastAsia="맑은 고딕"/>
+          <w:b w:val="0"/>
+          <w:color w:val="1E293B"/>
+          <w:sz w:val="20"/>
+        </w:rPr>
+        <w:t>2. '수탁자'는 한빛글로벌의 데이터나 소스코드를 개인 저장소(개인 GitHub, 노션 등)에 업로드할 수 없으며, 계약 종료 즉시 로컬 파일을 영구 파기한다.</w:t>
+      </w:r>
+    </w:p>
+    <w:p>
+      <w:pPr>
+        <w:jc w:val="right"/>
+      </w:pPr>
+      <w:r>
+        <w:rPr>
+          <w:rFonts w:ascii="맑은 고딕" w:hAnsi="맑은 고딕" w:eastAsia="맑은 고딕"/>
+          <w:b/>
+          <w:color w:val="0F172A"/>
+          <w:sz w:val="21"/>
+        </w:rPr>
+        <w:t>확정 및 서명일자: 2026년 06월 01일</w:t>
+      </w:r>
+    </w:p>
+    <w:tbl>
+      <w:tblPr>
+        <w:tblStyle w:val="TableGrid"/>
+        <w:tblW w:type="auto" w:w="0"/>
+        <w:jc w:val="center"/>
+        <w:tblLook w:firstColumn="1" w:firstRow="1" w:lastColumn="0" w:lastRow="0" w:noHBand="0" w:noVBand="1" w:val="04A0"/>
+      </w:tblPr>
+      <w:tblGrid>
+        <w:gridCol w:w="2448"/>
+        <w:gridCol w:w="2448"/>
+        <w:gridCol w:w="2448"/>
+        <w:gridCol w:w="2448"/>
+      </w:tblGrid>
+      <w:tr>
+        <w:tc>
+          <w:tcPr>
+            <w:tcW w:type="dxa" w:w="2448"/>
+            <w:shd w:fill="1B365D"/>
+            <w:tcMar>
+              <w:top w:w="110" w:type="dxa"/>
+              <w:bottom w:w="110" w:type="dxa"/>
+              <w:left w:w="140" w:type="dxa"/>
+              <w:right w:w="140" w:type="dxa"/>
+            </w:tcMar>
+          </w:tcPr>
+          <w:p>
+            <w:pPr>
+              <w:jc w:val="center"/>
+            </w:pPr>
+            <w:r/>
+            <w:r>
+              <w:rPr>
+                <w:rFonts w:ascii="맑은 고딕" w:hAnsi="맑은 고딕" w:eastAsia="맑은 고딕"/>
+                <w:b/>
+                <w:color w:val="FFFFFF"/>
+                <w:sz w:val="19"/>
+              </w:rPr>
+              <w:t>구분</w:t>
+            </w:r>
+          </w:p>
+        </w:tc>
+        <w:tc>
+          <w:tcPr>
+            <w:tcW w:type="dxa" w:w="2448"/>
+            <w:shd w:fill="1B365D"/>
+            <w:tcMar>
+              <w:top w:w="110" w:type="dxa"/>
+              <w:bottom w:w="110" w:type="dxa"/>
+              <w:left w:w="140" w:type="dxa"/>
+              <w:right w:w="140" w:type="dxa"/>
+            </w:tcMar>
+          </w:tcPr>
+          <w:p>
+            <w:pPr>
+              <w:jc w:val="center"/>
+            </w:pPr>
+            <w:r/>
+            <w:r>
+              <w:rPr>
+                <w:rFonts w:ascii="맑은 고딕" w:hAnsi="맑은 고딕" w:eastAsia="맑은 고딕"/>
+                <w:b/>
+                <w:color w:val="FFFFFF"/>
+                <w:sz w:val="19"/>
+              </w:rPr>
+              <w:t>소속 기관 및 부서</w:t>
+            </w:r>
+          </w:p>
+        </w:tc>
+        <w:tc>
+          <w:tcPr>
+            <w:tcW w:type="dxa" w:w="2448"/>
+            <w:shd w:fill="1B365D"/>
+            <w:tcMar>
+              <w:top w:w="110" w:type="dxa"/>
+              <w:bottom w:w="110" w:type="dxa"/>
+              <w:left w:w="140" w:type="dxa"/>
+              <w:right w:w="140" w:type="dxa"/>
+            </w:tcMar>
+          </w:tcPr>
+          <w:p>
+            <w:pPr>
+              <w:jc w:val="center"/>
+            </w:pPr>
+            <w:r/>
+            <w:r>
+              <w:rPr>
+                <w:rFonts w:ascii="맑은 고딕" w:hAnsi="맑은 고딕" w:eastAsia="맑은 고딕"/>
+                <w:b/>
+                <w:color w:val="FFFFFF"/>
+                <w:sz w:val="19"/>
+              </w:rPr>
+              <w:t>직급 / 성명</w:t>
+            </w:r>
+          </w:p>
+        </w:tc>
+        <w:tc>
+          <w:tcPr>
+            <w:tcW w:type="dxa" w:w="2448"/>
+            <w:shd w:fill="1B365D"/>
+            <w:tcMar>
+              <w:top w:w="110" w:type="dxa"/>
+              <w:bottom w:w="110" w:type="dxa"/>
+              <w:left w:w="140" w:type="dxa"/>
+              <w:right w:w="140" w:type="dxa"/>
+            </w:tcMar>
+          </w:tcPr>
+          <w:p>
+            <w:pPr>
+              <w:jc w:val="center"/>
+            </w:pPr>
+            <w:r/>
+            <w:r>
+              <w:rPr>
+                <w:rFonts w:ascii="맑은 고딕" w:hAnsi="맑은 고딕" w:eastAsia="맑은 고딕"/>
                 <w:b/>
                 <w:color w:val="FFFFFF"/>
                 <w:sz w:val="19"/>
@@ -594,19 +1345,23 @@
       <w:tr>
         <w:tc>
           <w:tcPr>
-            <w:tcW w:type="dxa" w:w="3120"/>
+            <w:tcW w:type="dxa" w:w="2448"/>
+            <w:shd w:fill="FFFFFF"/>
             <w:tcMar>
-              <w:top w:w="100" w:type="dxa"/>
-              <w:bottom w:w="100" w:type="dxa"/>
-              <w:left w:w="110" w:type="dxa"/>
-              <w:right w:w="110" w:type="dxa"/>
+              <w:top w:w="90" w:type="dxa"/>
+              <w:bottom w:w="90" w:type="dxa"/>
+              <w:left w:w="140" w:type="dxa"/>
+              <w:right w:w="140" w:type="dxa"/>
             </w:tcMar>
           </w:tcPr>
           <w:p>
+            <w:r/>
             <w:r>
               <w:rPr>
-                <w:rFonts w:ascii="Malgun Gothic" w:hAnsi="Malgun Gothic"/>
-                <w:sz w:val="18"/>
+                <w:rFonts w:ascii="맑은 고딕" w:hAnsi="맑은 고딕" w:eastAsia="맑은 고딕"/>
+                <w:b w:val="0"/>
+                <w:color w:val="1E293B"/>
+                <w:sz w:val="19"/>
               </w:rPr>
               <w:t>위탁자 (회사)</w:t>
             </w:r>
@@ -614,41 +1369,73 @@
         </w:tc>
         <w:tc>
           <w:tcPr>
-            <w:tcW w:type="dxa" w:w="3120"/>
+            <w:tcW w:type="dxa" w:w="2448"/>
+            <w:shd w:fill="FFFFFF"/>
             <w:tcMar>
-              <w:top w:w="100" w:type="dxa"/>
-              <w:bottom w:w="100" w:type="dxa"/>
-              <w:left w:w="110" w:type="dxa"/>
-              <w:right w:w="110" w:type="dxa"/>
+              <w:top w:w="90" w:type="dxa"/>
+              <w:bottom w:w="90" w:type="dxa"/>
+              <w:left w:w="140" w:type="dxa"/>
+              <w:right w:w="140" w:type="dxa"/>
             </w:tcMar>
           </w:tcPr>
           <w:p>
+            <w:r/>
             <w:r>
               <w:rPr>
-                <w:rFonts w:ascii="Malgun Gothic" w:hAnsi="Malgun Gothic"/>
-                <w:sz w:val="18"/>
+                <w:rFonts w:ascii="맑은 고딕" w:hAnsi="맑은 고딕" w:eastAsia="맑은 고딕"/>
+                <w:b w:val="0"/>
+                <w:color w:val="1E293B"/>
+                <w:sz w:val="19"/>
               </w:rPr>
-              <w:t>주식회사 엠파시 대표이사 [           ]</w:t>
+              <w:t>주식회사 엠파시 대표이사</w:t>
             </w:r>
           </w:p>
         </w:tc>
         <w:tc>
           <w:tcPr>
-            <w:tcW w:type="dxa" w:w="3120"/>
+            <w:tcW w:type="dxa" w:w="2448"/>
+            <w:shd w:fill="FFFFFF"/>
             <w:tcMar>
-              <w:top w:w="100" w:type="dxa"/>
-              <w:bottom w:w="100" w:type="dxa"/>
-              <w:left w:w="110" w:type="dxa"/>
-              <w:right w:w="110" w:type="dxa"/>
+              <w:top w:w="90" w:type="dxa"/>
+              <w:bottom w:w="90" w:type="dxa"/>
+              <w:left w:w="140" w:type="dxa"/>
+              <w:right w:w="140" w:type="dxa"/>
             </w:tcMar>
           </w:tcPr>
           <w:p>
+            <w:r/>
             <w:r>
               <w:rPr>
-                <w:rFonts w:ascii="Malgun Gothic" w:hAnsi="Malgun Gothic"/>
-                <w:sz w:val="18"/>
+                <w:rFonts w:ascii="맑은 고딕" w:hAnsi="맑은 고딕" w:eastAsia="맑은 고딕"/>
+                <w:b w:val="0"/>
+                <w:color w:val="1E293B"/>
+                <w:sz w:val="19"/>
               </w:rPr>
-              <w:t>(서명 또는 인)</w:t>
+              <w:t>대표이사 김 창 석</w:t>
+            </w:r>
+          </w:p>
+        </w:tc>
+        <w:tc>
+          <w:tcPr>
+            <w:tcW w:type="dxa" w:w="2448"/>
+            <w:shd w:fill="FFFFFF"/>
+            <w:tcMar>
+              <w:top w:w="90" w:type="dxa"/>
+              <w:bottom w:w="90" w:type="dxa"/>
+              <w:left w:w="140" w:type="dxa"/>
+              <w:right w:w="140" w:type="dxa"/>
+            </w:tcMar>
+          </w:tcPr>
+          <w:p>
+            <w:r/>
+            <w:r>
+              <w:rPr>
+                <w:rFonts w:ascii="맑은 고딕" w:hAnsi="맑은 고딕" w:eastAsia="맑은 고딕"/>
+                <w:b w:val="0"/>
+                <w:color w:val="1E293B"/>
+                <w:sz w:val="19"/>
+              </w:rPr>
+              <w:t>(법인인감 날인)</w:t>
             </w:r>
           </w:p>
         </w:tc>
@@ -656,19 +1443,23 @@
       <w:tr>
         <w:tc>
           <w:tcPr>
-            <w:tcW w:type="dxa" w:w="3120"/>
+            <w:tcW w:type="dxa" w:w="2448"/>
+            <w:shd w:fill="F8FAFC"/>
             <w:tcMar>
-              <w:top w:w="100" w:type="dxa"/>
-              <w:bottom w:w="100" w:type="dxa"/>
-              <w:left w:w="110" w:type="dxa"/>
-              <w:right w:w="110" w:type="dxa"/>
+              <w:top w:w="90" w:type="dxa"/>
+              <w:bottom w:w="90" w:type="dxa"/>
+              <w:left w:w="140" w:type="dxa"/>
+              <w:right w:w="140" w:type="dxa"/>
             </w:tcMar>
           </w:tcPr>
           <w:p>
+            <w:r/>
             <w:r>
               <w:rPr>
-                <w:rFonts w:ascii="Malgun Gothic" w:hAnsi="Malgun Gothic"/>
-                <w:sz w:val="18"/>
+                <w:rFonts w:ascii="맑은 고딕" w:hAnsi="맑은 고딕" w:eastAsia="맑은 고딕"/>
+                <w:b w:val="0"/>
+                <w:color w:val="1E293B"/>
+                <w:sz w:val="19"/>
               </w:rPr>
               <w:t>수탁자 (프리랜서)</w:t>
             </w:r>
@@ -676,41 +1467,73 @@
         </w:tc>
         <w:tc>
           <w:tcPr>
-            <w:tcW w:type="dxa" w:w="3120"/>
+            <w:tcW w:type="dxa" w:w="2448"/>
+            <w:shd w:fill="F8FAFC"/>
             <w:tcMar>
-              <w:top w:w="100" w:type="dxa"/>
-              <w:bottom w:w="100" w:type="dxa"/>
-              <w:left w:w="110" w:type="dxa"/>
-              <w:right w:w="110" w:type="dxa"/>
+              <w:top w:w="90" w:type="dxa"/>
+              <w:bottom w:w="90" w:type="dxa"/>
+              <w:left w:w="140" w:type="dxa"/>
+              <w:right w:w="140" w:type="dxa"/>
             </w:tcMar>
           </w:tcPr>
           <w:p>
+            <w:r/>
             <w:r>
               <w:rPr>
-                <w:rFonts w:ascii="Malgun Gothic" w:hAnsi="Malgun Gothic"/>
-                <w:sz w:val="18"/>
+                <w:rFonts w:ascii="맑은 고딕" w:hAnsi="맑은 고딕" w:eastAsia="맑은 고딕"/>
+                <w:b w:val="0"/>
+                <w:color w:val="1E293B"/>
+                <w:sz w:val="19"/>
               </w:rPr>
-              <w:t>성명: [           ] (주민번호:               )</w:t>
+              <w:t>독립 AI 컨설턴트</w:t>
             </w:r>
           </w:p>
         </w:tc>
         <w:tc>
           <w:tcPr>
-            <w:tcW w:type="dxa" w:w="3120"/>
+            <w:tcW w:type="dxa" w:w="2448"/>
+            <w:shd w:fill="F8FAFC"/>
             <w:tcMar>
-              <w:top w:w="100" w:type="dxa"/>
-              <w:bottom w:w="100" w:type="dxa"/>
-              <w:left w:w="110" w:type="dxa"/>
-              <w:right w:w="110" w:type="dxa"/>
+              <w:top w:w="90" w:type="dxa"/>
+              <w:bottom w:w="90" w:type="dxa"/>
+              <w:left w:w="140" w:type="dxa"/>
+              <w:right w:w="140" w:type="dxa"/>
             </w:tcMar>
           </w:tcPr>
           <w:p>
+            <w:r/>
             <w:r>
               <w:rPr>
-                <w:rFonts w:ascii="Malgun Gothic" w:hAnsi="Malgun Gothic"/>
-                <w:sz w:val="18"/>
+                <w:rFonts w:ascii="맑은 고딕" w:hAnsi="맑은 고딕" w:eastAsia="맑은 고딕"/>
+                <w:b w:val="0"/>
+                <w:color w:val="1E293B"/>
+                <w:sz w:val="19"/>
               </w:rPr>
-              <w:t>(서명 또는 인)</w:t>
+              <w:t>성명 신 유 진</w:t>
+            </w:r>
+          </w:p>
+        </w:tc>
+        <w:tc>
+          <w:tcPr>
+            <w:tcW w:type="dxa" w:w="2448"/>
+            <w:shd w:fill="F8FAFC"/>
+            <w:tcMar>
+              <w:top w:w="90" w:type="dxa"/>
+              <w:bottom w:w="90" w:type="dxa"/>
+              <w:left w:w="140" w:type="dxa"/>
+              <w:right w:w="140" w:type="dxa"/>
+            </w:tcMar>
+          </w:tcPr>
+          <w:p>
+            <w:r/>
+            <w:r>
+              <w:rPr>
+                <w:rFonts w:ascii="맑은 고딕" w:hAnsi="맑은 고딕" w:eastAsia="맑은 고딕"/>
+                <w:b w:val="0"/>
+                <w:color w:val="1E293B"/>
+                <w:sz w:val="19"/>
+              </w:rPr>
+              <w:t>(자필 서명 완료)</w:t>
             </w:r>
           </w:p>
         </w:tc>
@@ -719,7 +1542,7 @@
     <w:p/>
     <w:sectPr>
       <w:pgSz w:w="12240" w:h="15840"/>
-      <w:pgMar w:top="1440" w:right="1440" w:bottom="1440" w:left="1440" w:header="720" w:footer="720" w:gutter="0"/>
+      <w:pgMar w:top="1152" w:right="1224" w:bottom="1152" w:left="1224" w:header="720" w:footer="720" w:gutter="0"/>
       <w:cols w:space="720"/>
       <w:docGrid w:linePitch="360"/>
     </w:sectPr>

--- a/templates/office/Freelancer_소프트웨어_프리랜서_용역계약서.docx
+++ b/templates/office/Freelancer_소프트웨어_프리랜서_용역계약서.docx
@@ -10,7 +10,7 @@
           <w:color w:val="2563EB"/>
           <w:sz w:val="17"/>
         </w:rPr>
-        <w:t>[엠파시 엔터프라이즈 표준 사업관리 서식] 문서번호: EMP-DOC-S2 | 사업명: 한빛글로벌 SyncGuard AI 시스템 구축</w:t>
+        <w:t>[엠파시 엔터프라이즈 표준 사업관리 서식] 문서번호: EMP-DOC-S2 | 사업명: 한빛글로벌 SyncFlow AI 시스템 구축</w:t>
       </w:r>
     </w:p>
     <w:p>
@@ -147,7 +147,7 @@
                 <w:color w:val="1E293B"/>
                 <w:sz w:val="19"/>
               </w:rPr>
-              <w:t>SyncGuard AI — 엔터프라이즈 AI 콘텐츠·규제 심의 자동화 시스템 구축 사업</w:t>
+              <w:t>SyncFlow AI — 엔터프라이즈 AI 콘텐츠·규제 검증 자동화 시스템 구축 사업</w:t>
             </w:r>
           </w:p>
         </w:tc>
@@ -197,7 +197,7 @@
                 <w:color w:val="1E293B"/>
                 <w:sz w:val="19"/>
               </w:rPr>
-              <w:t>멀티모달 화장품 표시·광고 OCR 후처리 정규식 튜닝 및 AI 골든셋 검증 자동화 스크립트 개발</w:t>
+              <w:t>멀티모달 구매계약·기술규격 OCR 후처리 정규식 튜닝 및 AI 골든셋 검증 자동화 스크립트 개발</w:t>
             </w:r>
           </w:p>
         </w:tc>
